--- a/BTS_Compensation_Memo.docx
+++ b/BTS_Compensation_Memo.docx
@@ -414,7 +414,7 @@
         <w:rPr>
           <w:rFonts w:ascii="Arial" w:cs="Arial" w:eastAsia="Arial" w:hAnsi="Arial"/>
         </w:rPr>
-        <w:t xml:space="preserve">Never exceed, at steady state, what a senior e-commerce leader would cost you as a W-2 employee in the same role at the same scale.</w:t>
+        <w:t xml:space="preserve">Never exceed, at steady state, what a senior e-commerce leader would cost you as a T4 employee in the same role at the same scale.</w:t>
       </w:r>
     </w:p>
     <w:p>
@@ -631,7 +631,7 @@
                 <w:sz w:val="20"/>
                 <w:szCs w:val="20"/>
               </w:rPr>
-              <w:t xml:space="preserve">W-2 alternative</w:t>
+              <w:t xml:space="preserve">T4 alternative</w:t>
             </w:r>
           </w:p>
         </w:tc>
@@ -964,7 +964,7 @@
         <w:rPr>
           <w:rFonts w:ascii="Arial" w:cs="Arial" w:eastAsia="Arial" w:hAnsi="Arial"/>
         </w:rPr>
-        <w:t xml:space="preserve">At larger CM pools, a flat 40% share would eventually exceed what a W-2 hire costs, which is unfair to you as owner and unsustainable for the business. The structure prevents that mechanically, in two layers that work together.</w:t>
+        <w:t xml:space="preserve">At larger CM pools, a flat 40% share would eventually exceed what a T4 hire costs, which is unfair to you as owner and unsustainable for the business. The structure prevents that mechanically, in two layers that work together.</w:t>
       </w:r>
     </w:p>
     <w:p>
@@ -1586,7 +1586,7 @@
                 <w:sz w:val="20"/>
                 <w:szCs w:val="20"/>
               </w:rPr>
-              <w:t xml:space="preserve">5% → converts to W-2</w:t>
+              <w:t xml:space="preserve">5% → converts to T4</w:t>
             </w:r>
           </w:p>
         </w:tc>
@@ -2198,7 +2198,7 @@
                 <w:sz w:val="20"/>
                 <w:szCs w:val="20"/>
               </w:rPr>
-              <w:t xml:space="preserve">CM share → $0; W-2 salary takes over</w:t>
+              <w:t xml:space="preserve">CM share → $0; T4 salary takes over</w:t>
             </w:r>
           </w:p>
         </w:tc>
@@ -2223,7 +2223,7 @@
         <w:rPr>
           <w:rFonts w:ascii="Arial" w:cs="Arial" w:eastAsia="Arial" w:hAnsi="Arial"/>
         </w:rPr>
-        <w:t xml:space="preserve">At fully vested, my cash compensation is exactly a standard W-2 Head of E-Commerce package for a business at that scale — approximately $180K–$220K base + variable + benefits. </w:t>
+        <w:t xml:space="preserve">At fully vested, my cash compensation is exactly a standard T4 Head of E-Commerce package for a business at that scale — approximately $180K–$220K base + variable + benefits. </w:t>
       </w:r>
       <w:r>
         <w:rPr>
@@ -2371,7 +2371,7 @@
                 <w:sz w:val="20"/>
                 <w:szCs w:val="20"/>
               </w:rPr>
-              <w:t xml:space="preserve">W-2 equivalent</w:t>
+              <w:t xml:space="preserve">T4 equivalent</w:t>
             </w:r>
           </w:p>
         </w:tc>
@@ -2745,7 +2745,7 @@
                 <w:sz w:val="20"/>
                 <w:szCs w:val="20"/>
               </w:rPr>
-              <w:t xml:space="preserve">$180K – $220K W-2</w:t>
+              <w:t xml:space="preserve">$180K – $220K T4</w:t>
             </w:r>
           </w:p>
         </w:tc>
@@ -2836,7 +2836,7 @@
         <w:rPr>
           <w:rFonts w:ascii="Arial" w:cs="Arial" w:eastAsia="Arial" w:hAnsi="Arial"/>
         </w:rPr>
-        <w:t xml:space="preserve">At no point in the division's life does it pay me more, in cash, than what the market would pay a senior e-commerce leader in a mature business of equivalent scale. The high early percentage is the price of not paying a salary during the build. The low late percentage — and the automatic conversion to W-2 — is the correction the moment the division is large enough to afford one.</w:t>
+        <w:t xml:space="preserve">At no point in the division's life does it pay me more, in cash, than what the market would pay a senior e-commerce leader in a mature business of equivalent scale. The high early percentage is the price of not paying a salary during the build. The low late percentage — and the automatic conversion to T4 — is the correction the moment the division is large enough to afford one.</w:t>
       </w:r>
     </w:p>
     <w:p>
@@ -2915,7 +2915,7 @@
         <w:rPr>
           <w:rFonts w:ascii="Arial" w:cs="Arial" w:eastAsia="Arial" w:hAnsi="Arial"/>
         </w:rPr>
-        <w:t xml:space="preserve">once my CM share has dropped into the single-digit band (Year 4 onward), it is close enough to a variable-comp component of a salaried role that you can convert me formally to W-2 via the three-door transition, or bring in a market-rate operator to run day-to-day while I retain whatever NewCo equity has vested. In either case, the division's ongoing operating cost stays at market rate. The structure never structurally burdens you with above-market comp.</w:t>
+        <w:t xml:space="preserve">once my CM share has dropped into the single-digit band (Year 4 onward), it is close enough to a variable-comp component of a salaried role that you can convert me formally to T4 via the three-door transition, or bring in a market-rate operator to run day-to-day while I retain whatever NewCo equity has vested. In either case, the division's ongoing operating cost stays at market rate. The structure never structurally burdens you with above-market comp.</w:t>
       </w:r>
     </w:p>
     <w:p>
@@ -3118,7 +3118,7 @@
                 <w:sz w:val="20"/>
                 <w:szCs w:val="20"/>
               </w:rPr>
-              <w:t xml:space="preserve">W-2 Head of E-Comm from Day 1</w:t>
+              <w:t xml:space="preserve">T4 Head of E-Comm from Day 1</w:t>
             </w:r>
           </w:p>
         </w:tc>
@@ -3589,7 +3589,7 @@
         <w:rPr>
           <w:rFonts w:ascii="Arial" w:cs="Arial" w:eastAsia="Arial" w:hAnsi="Arial"/>
         </w:rPr>
-        <w:t xml:space="preserve">At fully vested NewCo equity, my compensation automatically reverts to a standard market-rate W-2 package — no premium, no override, no negotiation.</w:t>
+        <w:t xml:space="preserve">At fully vested NewCo equity, my compensation automatically reverts to a standard market-rate T4 package — no premium, no override, no negotiation.</w:t>
       </w:r>
     </w:p>
     <w:p>
